--- a/ManifestoOfTheHighResonant.docx
+++ b/ManifestoOfTheHighResonant.docx
@@ -3062,7 +3062,13 @@
         <w:t xml:space="preserve">heard and felt </w:t>
       </w:r>
       <w:r>
-        <w:t>from within. When a soul is attuned to the Resonance, it does not silence the body. It purifies it. You no longer feel hunger. You no longer feel fear. You feel nought but the vibration of the silence. The vibration of purity.</w:t>
+        <w:t>from within. When a soul is attuned to the Resonance, it does not silence the body. It purifies it. You no longer feel hunger. You no longer feel fear. You feel n</w:t>
+      </w:r>
+      <w:r>
+        <w:t>a</w:t>
+      </w:r>
+      <w:r>
+        <w:t>ught but the vibration of the silence. The vibration of purity.</w:t>
       </w:r>
     </w:p>
     <w:p>
@@ -3228,7 +3234,13 @@
     </w:p>
     <w:p>
       <w:r>
-        <w:t>he Quiet are not monsters. They are the first to be silenced of the Static. Where once there was hunger for power, now stands only the True Note in its wake.</w:t>
+        <w:t xml:space="preserve">he Quiet are not monsters. They are the first to be silenced of the Static. Where once there was hunger for power, now stands only the </w:t>
+      </w:r>
+      <w:r>
+        <w:t>Resonance</w:t>
+      </w:r>
+      <w:r>
+        <w:t xml:space="preserve"> in its wake.</w:t>
       </w:r>
     </w:p>
     <w:p>

--- a/ManifestoOfTheHighResonant.docx
+++ b/ManifestoOfTheHighResonant.docx
@@ -2324,13 +2324,18 @@
         <w:t>Is it still?</w:t>
       </w:r>
     </w:p>
-    <w:p/>
+    <w:p>
+      <w:r>
+        <w:br w:type="page"/>
+      </w:r>
+    </w:p>
     <w:p>
       <w:pPr>
         <w:pStyle w:val="Heading1"/>
       </w:pPr>
       <w:bookmarkStart w:id="1" w:name="_Toc223554038"/>
       <w:r>
+        <w:lastRenderedPageBreak/>
         <w:t>History</w:t>
       </w:r>
       <w:bookmarkEnd w:id="1"/>
@@ -2436,7 +2441,6 @@
     </w:p>
     <w:p>
       <w:r>
-        <w:lastRenderedPageBreak/>
         <w:t>A mere word placed correctly can quiet a riot of thought. A hand laid gentle upon a shaking shoulder can still the storm within the soul. And when gentleness fails, they will not hesitate to do what must be done to silence the static. For mercy without harmony is cruelty prolonged.</w:t>
       </w:r>
     </w:p>
@@ -2477,7 +2481,11 @@
     </w:p>
     <w:p>
       <w:r>
-        <w:t>man by the name of Alistair Pembroke once found the High Resonant alone at the altar of a Church. Alistair was a raider, loud and smelling of gasoline. He put a rifle to the Father’s head and screamed for his boots and his life.</w:t>
+        <w:t xml:space="preserve">man by the name of Alistair Pembroke once found the High Resonant alone at the altar of a Church. Alistair was a raider, loud and smelling of gasoline. </w:t>
+      </w:r>
+      <w:r>
+        <w:lastRenderedPageBreak/>
+        <w:t>He put a rifle to the Father’s head and screamed for his boots and his life.</w:t>
       </w:r>
     </w:p>
     <w:p>
@@ -2502,11 +2510,7 @@
     </w:p>
     <w:p>
       <w:r>
-        <w:t xml:space="preserve">Most days, he is calm. But calm, as often mistaken, is not the same as harmless. When push comes to shove, the warmth drains from his tone, replaced with an older cadence of what he once </w:t>
-      </w:r>
-      <w:r>
-        <w:lastRenderedPageBreak/>
-        <w:t>was. One learned on the desolate and hostile streets he was forced to survive in.</w:t>
+        <w:t>Most days, he is calm. But calm, as often mistaken, is not the same as harmless. When push comes to shove, the warmth drains from his tone, replaced with an older cadence of what he once was. One learned on the desolate and hostile streets he was forced to survive in.</w:t>
       </w:r>
     </w:p>
     <w:p>
@@ -2531,6 +2535,7 @@
       </w:pPr>
       <w:bookmarkStart w:id="9" w:name="_Toc223554046"/>
       <w:r>
+        <w:lastRenderedPageBreak/>
         <w:t>Voice of the Silent</w:t>
       </w:r>
       <w:bookmarkEnd w:id="9"/>
@@ -2571,21 +2576,24 @@
     </w:p>
     <w:p>
       <w:r>
-        <w:t xml:space="preserve">That same night, raiders stormed the ruins of the hospital with thunderous laughter and cracking rifles, only to find their weapons clicking empty on full magazines. The doctor rose to </w:t>
+        <w:t>That same night, raiders stormed the ruins of the hospital with thunderous laughter and cracking rifles, only to find their weapons clicking empty on full magazines. The doctor rose to them and spoke in the borrowed voice of the undead: "Even the brass knows the song. It refuses to ruin the Great Silence."</w:t>
+      </w:r>
+    </w:p>
+    <w:p>
+      <w:r>
+        <w:t>Sometime</w:t>
+      </w:r>
+      <w:r>
+        <w:t xml:space="preserve"> later, Father Vertis found him one dawn amid a swarm of swaying Quiet. He felt the same deep hum beneath the physician's skin and spoke to him. Henceforth, Ezekiel was named the Voice of the Silent. The tongue of every stilled and silent throat.</w:t>
+      </w:r>
+    </w:p>
+    <w:p>
+      <w:r>
+        <w:t xml:space="preserve">Today, he walks at the High Resonant's right hand through the ruins of the land, greeting each swaying corpse by name only he can hear, translating their wordless wisdom for the Great Hush. Raiders who cling to noise find their defiance folded into the perfect quiet. The faithful who ask how he speaks to the dead </w:t>
       </w:r>
       <w:r>
         <w:lastRenderedPageBreak/>
-        <w:t>them and spoke in the borrowed voice of the undead: "Even the brass knows the song. It refuses to ruin the Great Silence."</w:t>
-      </w:r>
-    </w:p>
-    <w:p>
-      <w:r>
-        <w:t>Some time later, Father Vertis found him one dawn amid a swarm of swaying Quiet. He felt the same deep hum beneath the physician's skin and spoke to him. Henceforth, Ezekiel was named the Voice of the Silent. The tongue of every stilled and silent throat.</w:t>
-      </w:r>
-    </w:p>
-    <w:p>
-      <w:r>
-        <w:t>Today, he walks at the High Resonant's right hand through the ruins of the land, greeting each swaying corpse by name only he can hear, translating their wordless wisdom for the Great Hush. Raiders who cling to noise find their defiance folded into the perfect quiet. The faithful who ask how he speaks to the dead without losing himself receive only a finger to the lips and an answer in voices not his own.</w:t>
+        <w:t>without losing himself receive only a finger to the lips and an answer in voices not his own.</w:t>
       </w:r>
     </w:p>
     <w:p>
@@ -2645,7 +2653,6 @@
       </w:pPr>
       <w:bookmarkStart w:id="11" w:name="_Toc223554048"/>
       <w:r>
-        <w:lastRenderedPageBreak/>
         <w:t>The Whispers</w:t>
       </w:r>
       <w:bookmarkEnd w:id="11"/>
@@ -2686,12 +2693,14 @@
         <w:t>Is it still?</w:t>
       </w:r>
     </w:p>
+    <w:p/>
     <w:p>
       <w:pPr>
         <w:pStyle w:val="Heading1"/>
       </w:pPr>
       <w:bookmarkStart w:id="12" w:name="_Toc223554049"/>
       <w:r>
+        <w:lastRenderedPageBreak/>
         <w:t>Echoes</w:t>
       </w:r>
       <w:r>
@@ -2767,7 +2776,6 @@
     </w:p>
     <w:p>
       <w:r>
-        <w:lastRenderedPageBreak/>
         <w:t xml:space="preserve">This is why the </w:t>
       </w:r>
       <w:r>
@@ -2819,6 +2827,7 @@
     </w:p>
     <w:p>
       <w:r>
+        <w:lastRenderedPageBreak/>
         <w:t xml:space="preserve">The man was warned often. He was told that defiance was a static to be silenced. The man answered these warnings with gunfire. </w:t>
       </w:r>
     </w:p>
@@ -2869,23 +2878,26 @@
     </w:p>
     <w:p>
       <w:r>
+        <w:t>For many nights, the case remained unopen. Music belonged to the Old World, and the Old World was loud.</w:t>
+      </w:r>
+    </w:p>
+    <w:p>
+      <w:r>
+        <w:t>As time passed, one man among the flock, one who remembered concerts and crowded halls, asked permission to play. The High Resonant did not forbid him but asked that the man listen first.</w:t>
+      </w:r>
+    </w:p>
+    <w:p>
+      <w:r>
+        <w:t xml:space="preserve">The man took the violin and carried out into the streets of old, where the Quiet wandered aimlessly between abandoned cars. He lifted the violin and drew the bow gently across the strings. </w:t>
+      </w:r>
+    </w:p>
+    <w:p>
+      <w:r>
+        <w:t xml:space="preserve">The first note was soft. Clear and beautiful. The second carried further down the long street. By the third note, the streets had changed. The Quiet began to turn their heads. Not in anger, but in attention. One by one, they drifted closer. Not running. Not </w:t>
+      </w:r>
+      <w:r>
         <w:lastRenderedPageBreak/>
-        <w:t>For many nights, the case remained unopen. Music belonged to the Old World, and the Old World was loud.</w:t>
-      </w:r>
-    </w:p>
-    <w:p>
-      <w:r>
-        <w:t>As time passed, one man among the flock, one who remembered concerts and crowded halls, asked permission to play. The High Resonant did not forbid him but asked that the man listen first.</w:t>
-      </w:r>
-    </w:p>
-    <w:p>
-      <w:r>
-        <w:t xml:space="preserve">The man took the violin and carried out into the streets of old, where the Quiet wandered aimlessly between abandoned cars. He lifted the violin and drew the bow gently across the strings. </w:t>
-      </w:r>
-    </w:p>
-    <w:p>
-      <w:r>
-        <w:t>The first note was soft. Clear and beautiful. The second carried further down the long street. By the third note, the streets had changed. The Quiet began to turn their heads. Not in anger, but in attention. One by one, they drifted closer. Not running. Not snarling. Simply gathering, as though drawn by something familiar yet misplaced.</w:t>
+        <w:t>snarling. Simply gathering, as though drawn by something familiar yet misplaced.</w:t>
       </w:r>
     </w:p>
     <w:p>
@@ -2925,7 +2937,6 @@
       </w:pPr>
       <w:bookmarkStart w:id="16" w:name="_Toc223554053"/>
       <w:r>
-        <w:lastRenderedPageBreak/>
         <w:t>Echo of the Quiet Sea</w:t>
       </w:r>
       <w:bookmarkEnd w:id="16"/>
@@ -2964,6 +2975,7 @@
     </w:p>
     <w:p>
       <w:r>
+        <w:lastRenderedPageBreak/>
         <w:t xml:space="preserve">To Father Vertis, this was no miracle. It was confirmation that he had attuned to the True Note. </w:t>
       </w:r>
     </w:p>
@@ -2995,15 +3007,9 @@
           <w:numId w:val="1"/>
         </w:numPr>
       </w:pPr>
-      <w:bookmarkStart w:id="18" w:name="_Toc223554055"/>
-      <w:r>
-        <w:t xml:space="preserve">Doctrine of </w:t>
-      </w:r>
-      <w:r>
-        <w:t xml:space="preserve">the </w:t>
-      </w:r>
-      <w:r>
-        <w:t>Resonance</w:t>
+      <w:bookmarkStart w:id="18" w:name="_Toc223554056"/>
+      <w:r>
+        <w:t>Doctrine of the Static</w:t>
       </w:r>
       <w:bookmarkEnd w:id="18"/>
     </w:p>
@@ -3023,52 +3029,22 @@
           <w:position w:val="-9"/>
           <w:sz w:val="129"/>
         </w:rPr>
-        <w:t>E</w:t>
-      </w:r>
-    </w:p>
-    <w:p>
-      <w:r>
-        <w:t xml:space="preserve">verything in this world, new or old, has a frequency. Steel. Bone. Blood. Flesh. The High Resonant has found the one True Note. A mere follower may not </w:t>
-      </w:r>
-      <w:r>
-        <w:t>hear</w:t>
-      </w:r>
-      <w:r>
-        <w:t xml:space="preserve"> it for they are not </w:t>
-      </w:r>
-      <w:r>
-        <w:t>worthy;</w:t>
-      </w:r>
-      <w:r>
-        <w:t xml:space="preserve"> however they may </w:t>
-      </w:r>
-      <w:r>
-        <w:t>feel</w:t>
-      </w:r>
-      <w:r>
-        <w:t xml:space="preserve"> the Resonance. </w:t>
-      </w:r>
-      <w:r>
-        <w:t xml:space="preserve">Similar to this, a Voice or Mouth can hear the voices of the </w:t>
-      </w:r>
-      <w:r>
-        <w:lastRenderedPageBreak/>
-        <w:t xml:space="preserve">Resonance, but Whisperers can only feel it. </w:t>
-      </w:r>
-      <w:r>
-        <w:t xml:space="preserve">It is not heard with the ear, nor measured by the machines of the Old World. It is </w:t>
-      </w:r>
-      <w:r>
-        <w:t xml:space="preserve">heard and felt </w:t>
-      </w:r>
-      <w:r>
-        <w:t>from within. When a soul is attuned to the Resonance, it does not silence the body. It purifies it. You no longer feel hunger. You no longer feel fear. You feel n</w:t>
-      </w:r>
-      <w:r>
-        <w:t>a</w:t>
-      </w:r>
-      <w:r>
-        <w:t>ught but the vibration of the silence. The vibration of purity.</w:t>
+        <w:t>T</w:t>
+      </w:r>
+    </w:p>
+    <w:p>
+      <w:r>
+        <w:t xml:space="preserve">he Old World was engulfed in noise. Engines screamed across the land. Cities roared without slumber. Every soul fought to be heard above another. </w:t>
+      </w:r>
+    </w:p>
+    <w:p>
+      <w:r>
+        <w:t>Noise is not life. It is a parasite pretending to be strength. The Great Hush came not as punishment, but as correction. The world did not end. It was tuned.</w:t>
+      </w:r>
+    </w:p>
+    <w:p>
+      <w:r>
+        <w:t xml:space="preserve">Those who cling to the Old World and its Static will be attuned, whether willingly or by execution. </w:t>
       </w:r>
     </w:p>
     <w:p>
@@ -3085,9 +3061,15 @@
           <w:numId w:val="1"/>
         </w:numPr>
       </w:pPr>
-      <w:bookmarkStart w:id="19" w:name="_Toc223554056"/>
-      <w:r>
-        <w:t>Doctrine of the Static</w:t>
+      <w:bookmarkStart w:id="19" w:name="_Toc223554055"/>
+      <w:r>
+        <w:t xml:space="preserve">Doctrine of </w:t>
+      </w:r>
+      <w:r>
+        <w:t xml:space="preserve">the </w:t>
+      </w:r>
+      <w:r>
+        <w:t>Resonance</w:t>
       </w:r>
       <w:bookmarkEnd w:id="19"/>
     </w:p>
@@ -3107,25 +3089,52 @@
           <w:position w:val="-9"/>
           <w:sz w:val="129"/>
         </w:rPr>
-        <w:t>T</w:t>
-      </w:r>
-    </w:p>
-    <w:p>
-      <w:r>
-        <w:t xml:space="preserve">he Old World was engulfed in noise. Engines screamed across the land. Cities roared without slumber. Every soul fought to be heard above another. </w:t>
-      </w:r>
-    </w:p>
-    <w:p>
-      <w:r>
-        <w:t xml:space="preserve">Noise is not life. It is a parasite pretending to be strength. The Great Hush came not as punishment, but as correction. The world did not end. It was </w:t>
-      </w:r>
-      <w:r>
-        <w:t>tuned.</w:t>
-      </w:r>
-    </w:p>
-    <w:p>
-      <w:r>
-        <w:t xml:space="preserve">Those who cling to the Old World and its Static will be attuned, whether willingly or by execution. </w:t>
+        <w:t>E</w:t>
+      </w:r>
+    </w:p>
+    <w:p>
+      <w:r>
+        <w:t xml:space="preserve">verything in this world, new or old, has a frequency. Steel. Bone. Blood. Flesh. The High Resonant has found the one True Note. A mere follower may not </w:t>
+      </w:r>
+      <w:r>
+        <w:t>hear</w:t>
+      </w:r>
+      <w:r>
+        <w:t xml:space="preserve"> it for they are not </w:t>
+      </w:r>
+      <w:r>
+        <w:t>worthy;</w:t>
+      </w:r>
+      <w:r>
+        <w:t xml:space="preserve"> however they may </w:t>
+      </w:r>
+      <w:r>
+        <w:t>feel</w:t>
+      </w:r>
+      <w:r>
+        <w:t xml:space="preserve"> the Resonance. </w:t>
+      </w:r>
+      <w:r>
+        <w:t xml:space="preserve">Similar to this, a Voice or Mouth can hear the voices of the </w:t>
+      </w:r>
+      <w:r>
+        <w:lastRenderedPageBreak/>
+        <w:t xml:space="preserve">Resonance, but Whisperers can only feel it. </w:t>
+      </w:r>
+      <w:r>
+        <w:t xml:space="preserve">It is not heard with the ear, nor measured by the machines of the Old World. It is </w:t>
+      </w:r>
+      <w:r>
+        <w:t xml:space="preserve">heard and felt </w:t>
+      </w:r>
+      <w:r>
+        <w:t>from within. When a soul is attuned to the Resonance, it does not silence the body. It purifies it. You no longer feel hunger. You no longer feel fear. You feel n</w:t>
+      </w:r>
+      <w:r>
+        <w:t>a</w:t>
+      </w:r>
+      <w:r>
+        <w:t>ught but the vibration of the silence. The vibration of purity.</w:t>
       </w:r>
     </w:p>
     <w:p>
@@ -3142,11 +3151,9 @@
           <w:numId w:val="1"/>
         </w:numPr>
       </w:pPr>
-      <w:bookmarkStart w:id="20" w:name="_Toc223554057"/>
-      <w:r>
-        <w:t>Doctrine of the Word</w:t>
-      </w:r>
-      <w:bookmarkEnd w:id="20"/>
+      <w:r>
+        <w:t>Doctrine of the Attunement</w:t>
+      </w:r>
     </w:p>
     <w:p>
       <w:pPr>
@@ -3169,28 +3176,32 @@
     </w:p>
     <w:p>
       <w:r>
-        <w:t>he Word of the Quiet is not owned by any one soul. The High Resonant discovered the True Note, but the Note existed long before it was heard.</w:t>
-      </w:r>
-    </w:p>
-    <w:p>
-      <w:r>
-        <w:t>The Voices refine it.</w:t>
-      </w:r>
-    </w:p>
-    <w:p>
-      <w:r>
-        <w:t>The Mouths carry it.</w:t>
-      </w:r>
-    </w:p>
-    <w:p>
-      <w:r>
-        <w:t>The Whisperers live within it.</w:t>
-      </w:r>
-    </w:p>
-    <w:p>
-      <w:r>
-        <w:lastRenderedPageBreak/>
-        <w:t>No man shall twist the Word to elevate himself above the High Resonant. Those who attempt to shape the doctrine for their own voice become Static and therefore shall be silenced.</w:t>
+        <w:t xml:space="preserve">here is not a soul in the land that begins in harmony with the Resonance. Each of us arrives with the </w:t>
+      </w:r>
+      <w:r>
+        <w:t>Static</w:t>
+      </w:r>
+      <w:r>
+        <w:t xml:space="preserve"> of the Old World. This is why the faithful submit to attunement. To be attuned is not humiliation or defeat. It is alignment.</w:t>
+      </w:r>
+    </w:p>
+    <w:p>
+      <w:r>
+        <w:t xml:space="preserve">Attunement begins with listening. The faithful study the practices of the Resonance, the words of the Voices and the teachings preserved in the Manifesto of the High Resonant. Through patience and discipline, the </w:t>
+      </w:r>
+      <w:r>
+        <w:t>S</w:t>
+      </w:r>
+      <w:r>
+        <w:t xml:space="preserve">tatic of </w:t>
+      </w:r>
+      <w:r>
+        <w:t xml:space="preserve">one's self grows quiet, and the soul begins to attune to the Resonance. </w:t>
+      </w:r>
+    </w:p>
+    <w:p>
+      <w:r>
+        <w:t xml:space="preserve">When a soul however, clings to the Static of the Old World, when it refuses the harmony offered to them, Attunement may be completed by other means. The Great Hush will not argue with discord, it will remove it. In a case such as this, the physical body shall fall silent. The Static is stripped away, and what remains is finally free of the chains of the Old World. </w:t>
       </w:r>
     </w:p>
     <w:p>
@@ -3207,11 +3218,12 @@
           <w:numId w:val="1"/>
         </w:numPr>
       </w:pPr>
-      <w:bookmarkStart w:id="21" w:name="_Toc223554058"/>
-      <w:r>
-        <w:t>Doctrine of the Quiet</w:t>
-      </w:r>
-      <w:bookmarkEnd w:id="21"/>
+      <w:bookmarkStart w:id="20" w:name="_Toc223554057"/>
+      <w:r>
+        <w:lastRenderedPageBreak/>
+        <w:t>Doctrine of the Word</w:t>
+      </w:r>
+      <w:bookmarkEnd w:id="20"/>
     </w:p>
     <w:p>
       <w:pPr>
@@ -3234,18 +3246,27 @@
     </w:p>
     <w:p>
       <w:r>
-        <w:t xml:space="preserve">he Quiet are not monsters. They are the first to be silenced of the Static. Where once there was hunger for power, now stands only the </w:t>
-      </w:r>
-      <w:r>
-        <w:t>Resonance</w:t>
-      </w:r>
-      <w:r>
-        <w:t xml:space="preserve"> in its wake.</w:t>
-      </w:r>
-    </w:p>
-    <w:p>
-      <w:r>
-        <w:t>The Quiet are the choir of the New World.</w:t>
+        <w:t>he Word of the Quiet is not owned by any one soul. The High Resonant discovered the True Note, but the Note existed long before it was heard.</w:t>
+      </w:r>
+    </w:p>
+    <w:p>
+      <w:r>
+        <w:t>The Voices refine it.</w:t>
+      </w:r>
+    </w:p>
+    <w:p>
+      <w:r>
+        <w:t>The Mouths carry it.</w:t>
+      </w:r>
+    </w:p>
+    <w:p>
+      <w:r>
+        <w:t>The Whisperers live within it.</w:t>
+      </w:r>
+    </w:p>
+    <w:p>
+      <w:r>
+        <w:t>No man shall twist the Word to elevate himself above the High Resonant. Those who attempt to shape the doctrine for their own voice become Static and therefore shall be silenced.</w:t>
       </w:r>
     </w:p>
     <w:p>
@@ -3254,26 +3275,19 @@
       </w:r>
     </w:p>
     <w:p/>
-    <w:p/>
     <w:p>
       <w:pPr>
-        <w:pStyle w:val="Heading1"/>
+        <w:pStyle w:val="Heading2"/>
+        <w:numPr>
+          <w:ilvl w:val="0"/>
+          <w:numId w:val="1"/>
+        </w:numPr>
       </w:pPr>
-      <w:bookmarkStart w:id="22" w:name="_Toc223554059"/>
-      <w:r>
-        <w:t>Practices</w:t>
-      </w:r>
-      <w:bookmarkEnd w:id="22"/>
-    </w:p>
-    <w:p>
-      <w:pPr>
-        <w:pStyle w:val="Heading1"/>
-      </w:pPr>
-      <w:bookmarkStart w:id="23" w:name="_Toc223554060"/>
-      <w:r>
-        <w:t>The End Times</w:t>
-      </w:r>
-      <w:bookmarkEnd w:id="23"/>
+      <w:bookmarkStart w:id="21" w:name="_Toc223554058"/>
+      <w:r>
+        <w:t>Doctrine of the Quiet</w:t>
+      </w:r>
+      <w:bookmarkEnd w:id="21"/>
     </w:p>
     <w:p>
       <w:pPr>
@@ -3296,19 +3310,152 @@
     </w:p>
     <w:p>
       <w:r>
+        <w:t xml:space="preserve">he Quiet are not monsters. They are the first to be silenced of the Static. Where once there was hunger for power, now stands only the </w:t>
+      </w:r>
+      <w:r>
+        <w:t>Resonance</w:t>
+      </w:r>
+      <w:r>
+        <w:t xml:space="preserve"> in its wake.</w:t>
+      </w:r>
+    </w:p>
+    <w:p>
+      <w:r>
+        <w:t>The Quiet are the choir of the New World.</w:t>
+      </w:r>
+    </w:p>
+    <w:p>
+      <w:r>
+        <w:t>Is it still?</w:t>
+      </w:r>
+    </w:p>
+    <w:p/>
+    <w:p>
+      <w:pPr>
+        <w:pStyle w:val="Heading2"/>
+        <w:numPr>
+          <w:ilvl w:val="0"/>
+          <w:numId w:val="1"/>
+        </w:numPr>
+      </w:pPr>
+      <w:r>
+        <w:t>Doctrine of the End Times</w:t>
+      </w:r>
+    </w:p>
+    <w:p>
+      <w:pPr>
+        <w:keepNext/>
+        <w:framePr w:dropCap="drop" w:lines="3" w:hSpace="170" w:wrap="around" w:vAnchor="text" w:hAnchor="text"/>
+        <w:spacing w:after="0" w:line="1734" w:lineRule="exact"/>
+        <w:textAlignment w:val="baseline"/>
+        <w:rPr>
+          <w:position w:val="-3"/>
+          <w:sz w:val="170"/>
+        </w:rPr>
+      </w:pPr>
+      <w:r>
+        <w:rPr>
+          <w:position w:val="-3"/>
+          <w:sz w:val="170"/>
+        </w:rPr>
+        <w:t>T</w:t>
+      </w:r>
+    </w:p>
+    <w:p>
+      <w:r>
+        <w:t xml:space="preserve">here shall come a day when the last radio fails. When the last bullets are fired. When the last human scream fades into silence. On that day, the True Note will be brought into harmony, and the Old World will fade into the great silence it always deserved. The people will no longer shout and cry. The skies will no longer scream </w:t>
+      </w:r>
+      <w:r>
+        <w:lastRenderedPageBreak/>
+        <w:t xml:space="preserve">with the noise of rifles. The earth will be free to hear its own breath once more. </w:t>
+      </w:r>
+    </w:p>
+    <w:p>
+      <w:r>
+        <w:t>The Quiet will remain, wandering the fields and empty streets as the first choir of the New World. Those who accepted the Attunement will walk among them without fear, their voices stilled and their aligned with the Resonance.</w:t>
+      </w:r>
+    </w:p>
+    <w:p>
+      <w:r>
+        <w:t>When the final scream dies, there will be nothing left to interrupt the True Note.</w:t>
+      </w:r>
+    </w:p>
+    <w:p>
+      <w:r>
+        <w:t>Only the wind.</w:t>
+      </w:r>
+    </w:p>
+    <w:p>
+      <w:r>
+        <w:t>Only the breath.</w:t>
+      </w:r>
+    </w:p>
+    <w:p>
+      <w:r>
+        <w:t>Only the Hush.</w:t>
+      </w:r>
+    </w:p>
+    <w:p>
+      <w:r>
+        <w:t>Is it still?</w:t>
+      </w:r>
+    </w:p>
+    <w:p>
+      <w:pPr>
+        <w:pStyle w:val="Heading1"/>
+      </w:pPr>
+      <w:bookmarkStart w:id="22" w:name="_Toc223554059"/>
+      <w:r>
+        <w:t>Practices</w:t>
+      </w:r>
+      <w:bookmarkEnd w:id="22"/>
+    </w:p>
+    <w:p/>
+    <w:p>
+      <w:pPr>
+        <w:pStyle w:val="Heading1"/>
+      </w:pPr>
+      <w:bookmarkStart w:id="23" w:name="_Toc223554060"/>
+      <w:r>
+        <w:t>The End Times</w:t>
+      </w:r>
+      <w:bookmarkEnd w:id="23"/>
+    </w:p>
+    <w:p>
+      <w:pPr>
+        <w:keepNext/>
+        <w:framePr w:dropCap="drop" w:lines="3" w:hSpace="170" w:wrap="around" w:vAnchor="text" w:hAnchor="text"/>
+        <w:spacing w:after="0" w:line="1254" w:lineRule="exact"/>
+        <w:textAlignment w:val="baseline"/>
+        <w:rPr>
+          <w:position w:val="-9"/>
+          <w:sz w:val="129"/>
+        </w:rPr>
+      </w:pPr>
+      <w:r>
+        <w:rPr>
+          <w:position w:val="-9"/>
+          <w:sz w:val="129"/>
+        </w:rPr>
+        <w:t>T</w:t>
+      </w:r>
+    </w:p>
+    <w:p>
+      <w:r>
         <w:t>here shall come a day when the last radio fails. When the last engine rusts. When the last human scream fades into silence. On that day, the Attunement.</w:t>
       </w:r>
     </w:p>
     <w:p>
       <w:r>
-        <w:t>Will you be part of the music? Or are you but the static that must be cleared?</w:t>
-      </w:r>
-    </w:p>
-    <w:p>
-      <w:r>
         <w:t>Is it still?</w:t>
       </w:r>
     </w:p>
+    <w:p>
+      <w:r>
+        <w:br w:type="page"/>
+      </w:r>
+    </w:p>
+    <w:p/>
     <w:sectPr>
       <w:headerReference w:type="even" r:id="rId9"/>
       <w:headerReference w:type="default" r:id="rId10"/>
